--- a/proposal/เอกสารข้อเสนอโครงการ_DMSStuact_ตรงกับโค้ด.docx
+++ b/proposal/เอกสารข้อเสนอโครงการ_DMSStuact_ตรงกับโค้ด.docx
@@ -1513,6 +1513,39 @@
     </w:p>
     <w:p>
       <w:pPr>
+        <w:spacing w:after="0"/>
+        <w:jc w:val="thaiDistribute"/>
+        <w:rPr>
+          <w:rFonts w:ascii="TH SarabunPSK" w:hAnsi="TH SarabunPSK" w:cs="TH SarabunPSK"/>
+          <w:sz w:val="32"/>
+          <w:szCs w:val="32"/>
+        </w:rPr>
+      </w:pPr>
+    </w:p>
+    <w:p>
+      <w:pPr>
+        <w:spacing w:after="0"/>
+        <w:jc w:val="thaiDistribute"/>
+        <w:rPr>
+          <w:rFonts w:ascii="TH SarabunPSK" w:hAnsi="TH SarabunPSK" w:cs="TH SarabunPSK"/>
+          <w:sz w:val="32"/>
+          <w:szCs w:val="32"/>
+        </w:rPr>
+      </w:pPr>
+    </w:p>
+    <w:p>
+      <w:pPr>
+        <w:spacing w:after="0"/>
+        <w:jc w:val="thaiDistribute"/>
+        <w:rPr>
+          <w:rFonts w:ascii="TH SarabunPSK" w:hAnsi="TH SarabunPSK" w:cs="TH SarabunPSK" w:hint="cs"/>
+          <w:sz w:val="32"/>
+          <w:szCs w:val="32"/>
+        </w:rPr>
+      </w:pPr>
+    </w:p>
+    <w:p>
+      <w:pPr>
         <w:pStyle w:val="ListParagraph"/>
         <w:numPr>
           <w:ilvl w:val="1"/>
@@ -1539,7 +1572,19 @@
           <w:szCs w:val="32"/>
           <w:cs/>
         </w:rPr>
-        <w:t>การพัฒนาระบบสำหรับอาจารย์ที่ปรึกษา (AD)</w:t>
+        <w:lastRenderedPageBreak/>
+        <w:t>ก</w:t>
+      </w:r>
+      <w:r>
+        <w:rPr>
+          <w:rFonts w:ascii="TH SarabunPSK" w:hAnsi="TH SarabunPSK" w:cs="TH SarabunPSK" w:hint="cs"/>
+          <w:b/>
+          <w:bCs/>
+          <w:sz w:val="32"/>
+          <w:szCs w:val="32"/>
+          <w:cs/>
+        </w:rPr>
+        <w:t>ารพัฒนาระบบสำหรับอาจารย์ที่ปรึกษา (AD)</w:t>
       </w:r>
     </w:p>
     <w:p>
@@ -1597,7 +1642,6 @@
           <w:szCs w:val="32"/>
           <w:cs/>
         </w:rPr>
-        <w:lastRenderedPageBreak/>
         <w:t>เข้าสู่ระบบผ่านผู้ให้บริการยืนยันตัวตน — รุ่นสาธิตนี้แสดงรายชื่อบัญชีทดลองไว้ในหน้าล็อกอินให้เลือกทดสอบได้ทันที</w:t>
       </w:r>
     </w:p>
@@ -2054,6 +2098,7 @@
           <w:szCs w:val="32"/>
           <w:cs/>
         </w:rPr>
+        <w:lastRenderedPageBreak/>
         <w:t>หน้าสรุปรายปี</w:t>
       </w:r>
     </w:p>
@@ -2112,7 +2157,6 @@
           <w:szCs w:val="32"/>
           <w:cs/>
         </w:rPr>
-        <w:lastRenderedPageBreak/>
         <w:t>หน้าโปรไฟล์</w:t>
       </w:r>
     </w:p>
@@ -2596,6 +2640,7 @@
           <w:szCs w:val="32"/>
           <w:cs/>
         </w:rPr>
+        <w:lastRenderedPageBreak/>
         <w:t>แสดงประวัติการเปลี่ยนสถานะ การอนุมัติงบประมาณ และการเบิกจ่ายเป็นเส้นเวลาเรียงตามเวลาจริง</w:t>
       </w:r>
     </w:p>
@@ -2623,7 +2668,6 @@
           <w:szCs w:val="32"/>
           <w:cs/>
         </w:rPr>
-        <w:lastRenderedPageBreak/>
         <w:t>ดาวน์โหลดไฟล์ Word (.docx) กนศ.04 และ กนศ.06 ที่สร้างจากข้อมูลโครงการ ณ ขั้นตอนปัจจุบัน</w:t>
       </w:r>
     </w:p>
@@ -2973,6 +3017,50 @@
     </w:p>
     <w:p>
       <w:pPr>
+        <w:spacing w:after="0"/>
+        <w:jc w:val="thaiDistribute"/>
+        <w:rPr>
+          <w:rFonts w:ascii="TH SarabunPSK" w:hAnsi="TH SarabunPSK" w:cs="TH SarabunPSK"/>
+          <w:sz w:val="32"/>
+          <w:szCs w:val="32"/>
+        </w:rPr>
+      </w:pPr>
+    </w:p>
+    <w:p>
+      <w:pPr>
+        <w:spacing w:after="0"/>
+        <w:jc w:val="thaiDistribute"/>
+        <w:rPr>
+          <w:rFonts w:ascii="TH SarabunPSK" w:hAnsi="TH SarabunPSK" w:cs="TH SarabunPSK"/>
+          <w:sz w:val="32"/>
+          <w:szCs w:val="32"/>
+        </w:rPr>
+      </w:pPr>
+    </w:p>
+    <w:p>
+      <w:pPr>
+        <w:spacing w:after="0"/>
+        <w:jc w:val="thaiDistribute"/>
+        <w:rPr>
+          <w:rFonts w:ascii="TH SarabunPSK" w:hAnsi="TH SarabunPSK" w:cs="TH SarabunPSK"/>
+          <w:sz w:val="32"/>
+          <w:szCs w:val="32"/>
+        </w:rPr>
+      </w:pPr>
+    </w:p>
+    <w:p>
+      <w:pPr>
+        <w:spacing w:after="0"/>
+        <w:jc w:val="thaiDistribute"/>
+        <w:rPr>
+          <w:rFonts w:ascii="TH SarabunPSK" w:hAnsi="TH SarabunPSK" w:cs="TH SarabunPSK" w:hint="cs"/>
+          <w:sz w:val="32"/>
+          <w:szCs w:val="32"/>
+        </w:rPr>
+      </w:pPr>
+    </w:p>
+    <w:p>
+      <w:pPr>
         <w:pStyle w:val="ListParagraph"/>
         <w:numPr>
           <w:ilvl w:val="1"/>
@@ -2999,7 +3087,19 @@
           <w:szCs w:val="32"/>
           <w:cs/>
         </w:rPr>
-        <w:t>การพัฒนาระบบสำหรับผู้ดูแลระบบ (Admin)</w:t>
+        <w:lastRenderedPageBreak/>
+        <w:t>ก</w:t>
+      </w:r>
+      <w:r>
+        <w:rPr>
+          <w:rFonts w:ascii="TH SarabunPSK" w:hAnsi="TH SarabunPSK" w:cs="TH SarabunPSK" w:hint="cs"/>
+          <w:b/>
+          <w:bCs/>
+          <w:sz w:val="32"/>
+          <w:szCs w:val="32"/>
+          <w:cs/>
+        </w:rPr>
+        <w:t>ารพัฒนาระบบสำหรับผู้ดูแลระบบ (Admin)</w:t>
       </w:r>
     </w:p>
     <w:p>
@@ -3142,7 +3242,6 @@
           <w:szCs w:val="32"/>
           <w:cs/>
         </w:rPr>
-        <w:lastRenderedPageBreak/>
         <w:t>แสดงสรุปจำนวนโครงการแยกตามสถานะของทั้งระบบ</w:t>
       </w:r>
     </w:p>
@@ -3510,6 +3609,7 @@
           <w:szCs w:val="32"/>
           <w:cs/>
         </w:rPr>
+        <w:lastRenderedPageBreak/>
         <w:t>แสดงงบที่ตั้งไว้ งบที่อนุมัติ และยอดเบิกจ่ายของทุกกลุ่มงานทุกวิทยาเขต แบบมิเตอร์เทียบสัดส่วน</w:t>
       </w:r>
     </w:p>
@@ -3626,7 +3726,6 @@
           <w:szCs w:val="32"/>
           <w:cs/>
         </w:rPr>
-        <w:lastRenderedPageBreak/>
         <w:t>กำหนด/แก้ไขวงเงินจัดสรรรายปีของแต่ละชมรมภายในกลุ่มงานที่รับผิดชอบ (หรือทั้งระบบสำหรับผู้ดูแลระบบ)</w:t>
       </w:r>
     </w:p>
@@ -3802,6 +3901,105 @@
     </w:p>
     <w:p>
       <w:pPr>
+        <w:spacing w:after="0"/>
+        <w:jc w:val="thaiDistribute"/>
+        <w:rPr>
+          <w:rFonts w:ascii="TH SarabunPSK" w:hAnsi="TH SarabunPSK" w:cs="TH SarabunPSK"/>
+          <w:sz w:val="32"/>
+          <w:szCs w:val="32"/>
+        </w:rPr>
+      </w:pPr>
+    </w:p>
+    <w:p>
+      <w:pPr>
+        <w:spacing w:after="0"/>
+        <w:jc w:val="thaiDistribute"/>
+        <w:rPr>
+          <w:rFonts w:ascii="TH SarabunPSK" w:hAnsi="TH SarabunPSK" w:cs="TH SarabunPSK"/>
+          <w:sz w:val="32"/>
+          <w:szCs w:val="32"/>
+        </w:rPr>
+      </w:pPr>
+    </w:p>
+    <w:p>
+      <w:pPr>
+        <w:spacing w:after="0"/>
+        <w:jc w:val="thaiDistribute"/>
+        <w:rPr>
+          <w:rFonts w:ascii="TH SarabunPSK" w:hAnsi="TH SarabunPSK" w:cs="TH SarabunPSK"/>
+          <w:sz w:val="32"/>
+          <w:szCs w:val="32"/>
+        </w:rPr>
+      </w:pPr>
+    </w:p>
+    <w:p>
+      <w:pPr>
+        <w:spacing w:after="0"/>
+        <w:jc w:val="thaiDistribute"/>
+        <w:rPr>
+          <w:rFonts w:ascii="TH SarabunPSK" w:hAnsi="TH SarabunPSK" w:cs="TH SarabunPSK"/>
+          <w:sz w:val="32"/>
+          <w:szCs w:val="32"/>
+        </w:rPr>
+      </w:pPr>
+    </w:p>
+    <w:p>
+      <w:pPr>
+        <w:spacing w:after="0"/>
+        <w:jc w:val="thaiDistribute"/>
+        <w:rPr>
+          <w:rFonts w:ascii="TH SarabunPSK" w:hAnsi="TH SarabunPSK" w:cs="TH SarabunPSK"/>
+          <w:sz w:val="32"/>
+          <w:szCs w:val="32"/>
+        </w:rPr>
+      </w:pPr>
+    </w:p>
+    <w:p>
+      <w:pPr>
+        <w:spacing w:after="0"/>
+        <w:jc w:val="thaiDistribute"/>
+        <w:rPr>
+          <w:rFonts w:ascii="TH SarabunPSK" w:hAnsi="TH SarabunPSK" w:cs="TH SarabunPSK"/>
+          <w:sz w:val="32"/>
+          <w:szCs w:val="32"/>
+        </w:rPr>
+      </w:pPr>
+    </w:p>
+    <w:p>
+      <w:pPr>
+        <w:spacing w:after="0"/>
+        <w:jc w:val="thaiDistribute"/>
+        <w:rPr>
+          <w:rFonts w:ascii="TH SarabunPSK" w:hAnsi="TH SarabunPSK" w:cs="TH SarabunPSK"/>
+          <w:sz w:val="32"/>
+          <w:szCs w:val="32"/>
+        </w:rPr>
+      </w:pPr>
+    </w:p>
+    <w:p>
+      <w:pPr>
+        <w:spacing w:after="0"/>
+        <w:jc w:val="thaiDistribute"/>
+        <w:rPr>
+          <w:rFonts w:ascii="TH SarabunPSK" w:hAnsi="TH SarabunPSK" w:cs="TH SarabunPSK"/>
+          <w:sz w:val="32"/>
+          <w:szCs w:val="32"/>
+        </w:rPr>
+      </w:pPr>
+    </w:p>
+    <w:p>
+      <w:pPr>
+        <w:spacing w:after="0"/>
+        <w:jc w:val="thaiDistribute"/>
+        <w:rPr>
+          <w:rFonts w:ascii="TH SarabunPSK" w:hAnsi="TH SarabunPSK" w:cs="TH SarabunPSK" w:hint="cs"/>
+          <w:sz w:val="32"/>
+          <w:szCs w:val="32"/>
+        </w:rPr>
+      </w:pPr>
+    </w:p>
+    <w:p>
+      <w:pPr>
         <w:pStyle w:val="ListParagraph"/>
         <w:numPr>
           <w:ilvl w:val="0"/>
@@ -3828,7 +4026,19 @@
           <w:szCs w:val="32"/>
           <w:cs/>
         </w:rPr>
-        <w:t>แผนการพัฒนาระบบ</w:t>
+        <w:lastRenderedPageBreak/>
+        <w:t>แ</w:t>
+      </w:r>
+      <w:r>
+        <w:rPr>
+          <w:rFonts w:ascii="TH SarabunPSK" w:hAnsi="TH SarabunPSK" w:cs="TH SarabunPSK" w:hint="cs"/>
+          <w:b/>
+          <w:bCs/>
+          <w:sz w:val="32"/>
+          <w:szCs w:val="32"/>
+          <w:cs/>
+        </w:rPr>
+        <w:t>ผนการพัฒนาระบบ</w:t>
       </w:r>
     </w:p>
     <w:p>
@@ -4044,8 +4254,34 @@
           <w:szCs w:val="32"/>
           <w:cs/>
         </w:rPr>
-        <w:lastRenderedPageBreak/>
         <w:t>ชุดตรวจสอบอัตโนมัติ — คุมพฤติกรรมของระบบไว้ 626 รายการ (483 หลังบ้าน + 143 หน้าจอ) เพื่อให้ต่อยอดฟีเจอร์ในอนาคตได้อย่างปลอดภัย</w:t>
+      </w:r>
+    </w:p>
+    <w:p>
+      <w:pPr>
+        <w:pStyle w:val="ListParagraph"/>
+        <w:numPr>
+          <w:ilvl w:val="1"/>
+          <w:numId w:val="1"/>
+        </w:numPr>
+        <w:spacing w:after="0"/>
+        <w:ind w:left="1134" w:hanging="425"/>
+        <w:contextualSpacing w:val="0"/>
+        <w:jc w:val="thaiDistribute"/>
+        <w:rPr>
+          <w:rFonts w:ascii="TH SarabunPSK" w:hAnsi="TH SarabunPSK" w:cs="TH SarabunPSK"/>
+          <w:sz w:val="32"/>
+          <w:szCs w:val="32"/>
+        </w:rPr>
+      </w:pPr>
+      <w:r>
+        <w:rPr>
+          <w:rFonts w:ascii="TH SarabunPSK" w:hAnsi="TH SarabunPSK" w:cs="TH SarabunPSK" w:hint="cs"/>
+          <w:sz w:val="32"/>
+          <w:szCs w:val="32"/>
+          <w:cs/>
+        </w:rPr>
+        <w:t>ระบบรองรับ E-signature (ลายเซ็นอิเล็กทรอนิกส์) สำหรับการอนุมัติเอกสาร — บันทึกลายเซ็นเป็นรูปภาพพร้อมข้อมูลตรวจสอบย้อนหลัง (ผู้ใช้ เวลา และ IP)</w:t>
       </w:r>
     </w:p>
     <w:p>
@@ -4094,6 +4330,15 @@
       </w:pPr>
       <w:r>
         <w:rPr>
+          <w:rFonts w:ascii="TH SarabunPSK" w:hAnsi="TH SarabunPSK" w:cs="TH SarabunPSK" w:hint="cs"/>
+          <w:sz w:val="32"/>
+          <w:szCs w:val="32"/>
+          <w:cs/>
+        </w:rPr>
+        <w:t>4</w:t>
+      </w:r>
+      <w:r>
+        <w:rPr>
           <w:rFonts w:ascii="TH SarabunPSK" w:hAnsi="TH SarabunPSK" w:cs="TH SarabunPSK"/>
           <w:sz w:val="32"/>
           <w:szCs w:val="32"/>
@@ -4116,6 +4361,15 @@
           <w:szCs w:val="32"/>
         </w:rPr>
         <w:t>(</w:t>
+      </w:r>
+      <w:r>
+        <w:rPr>
+          <w:rFonts w:ascii="TH SarabunPSK" w:hAnsi="TH SarabunPSK" w:cs="TH SarabunPSK" w:hint="cs"/>
+          <w:sz w:val="32"/>
+          <w:szCs w:val="32"/>
+          <w:cs/>
+        </w:rPr>
+        <w:t>สี่แสน</w:t>
       </w:r>
       <w:r>
         <w:rPr>
@@ -4175,7 +4429,6 @@
           <w:rFonts w:ascii="TH SarabunPSK" w:hAnsi="TH SarabunPSK" w:cs="TH SarabunPSK"/>
           <w:sz w:val="32"/>
           <w:szCs w:val="32"/>
-          <w:cs/>
         </w:rPr>
       </w:pPr>
       <w:r>
@@ -4238,6 +4491,91 @@
         </w:rPr>
         <w:t>)</w:t>
       </w:r>
+    </w:p>
+    <w:p>
+      <w:pPr>
+        <w:spacing w:after="0"/>
+        <w:ind w:left="709" w:firstLine="425"/>
+        <w:jc w:val="thaiDistribute"/>
+        <w:rPr>
+          <w:rFonts w:ascii="TH SarabunPSK" w:hAnsi="TH SarabunPSK" w:cs="TH SarabunPSK"/>
+          <w:sz w:val="32"/>
+          <w:szCs w:val="32"/>
+        </w:rPr>
+      </w:pPr>
+    </w:p>
+    <w:p>
+      <w:pPr>
+        <w:spacing w:after="0"/>
+        <w:ind w:left="709" w:firstLine="425"/>
+        <w:jc w:val="thaiDistribute"/>
+        <w:rPr>
+          <w:rFonts w:ascii="TH SarabunPSK" w:hAnsi="TH SarabunPSK" w:cs="TH SarabunPSK"/>
+          <w:sz w:val="32"/>
+          <w:szCs w:val="32"/>
+        </w:rPr>
+      </w:pPr>
+    </w:p>
+    <w:p>
+      <w:pPr>
+        <w:spacing w:after="0"/>
+        <w:ind w:left="709" w:firstLine="425"/>
+        <w:jc w:val="thaiDistribute"/>
+        <w:rPr>
+          <w:rFonts w:ascii="TH SarabunPSK" w:hAnsi="TH SarabunPSK" w:cs="TH SarabunPSK"/>
+          <w:sz w:val="32"/>
+          <w:szCs w:val="32"/>
+        </w:rPr>
+      </w:pPr>
+    </w:p>
+    <w:p>
+      <w:pPr>
+        <w:spacing w:after="0"/>
+        <w:ind w:left="709" w:firstLine="425"/>
+        <w:jc w:val="thaiDistribute"/>
+        <w:rPr>
+          <w:rFonts w:ascii="TH SarabunPSK" w:hAnsi="TH SarabunPSK" w:cs="TH SarabunPSK"/>
+          <w:sz w:val="32"/>
+          <w:szCs w:val="32"/>
+        </w:rPr>
+      </w:pPr>
+    </w:p>
+    <w:p>
+      <w:pPr>
+        <w:spacing w:after="0"/>
+        <w:ind w:left="709" w:firstLine="425"/>
+        <w:jc w:val="thaiDistribute"/>
+        <w:rPr>
+          <w:rFonts w:ascii="TH SarabunPSK" w:hAnsi="TH SarabunPSK" w:cs="TH SarabunPSK"/>
+          <w:sz w:val="32"/>
+          <w:szCs w:val="32"/>
+        </w:rPr>
+      </w:pPr>
+    </w:p>
+    <w:p>
+      <w:pPr>
+        <w:spacing w:after="0"/>
+        <w:ind w:left="709" w:firstLine="425"/>
+        <w:jc w:val="thaiDistribute"/>
+        <w:rPr>
+          <w:rFonts w:ascii="TH SarabunPSK" w:hAnsi="TH SarabunPSK" w:cs="TH SarabunPSK"/>
+          <w:sz w:val="32"/>
+          <w:szCs w:val="32"/>
+        </w:rPr>
+      </w:pPr>
+    </w:p>
+    <w:p>
+      <w:pPr>
+        <w:spacing w:after="0"/>
+        <w:ind w:left="709" w:firstLine="425"/>
+        <w:jc w:val="thaiDistribute"/>
+        <w:rPr>
+          <w:rFonts w:ascii="TH SarabunPSK" w:hAnsi="TH SarabunPSK" w:cs="TH SarabunPSK" w:hint="cs"/>
+          <w:sz w:val="32"/>
+          <w:szCs w:val="32"/>
+          <w:cs/>
+        </w:rPr>
+      </w:pPr>
     </w:p>
     <w:p>
       <w:pPr>
@@ -4267,6 +4605,7 @@
           <w:szCs w:val="32"/>
           <w:cs/>
         </w:rPr>
+        <w:lastRenderedPageBreak/>
         <w:t>แผนการดำเนินงาน</w:t>
       </w:r>
       <w:r>
@@ -4442,7 +4781,29 @@
           <w:szCs w:val="32"/>
           <w:cs/>
         </w:rPr>
-        <w:t>กำหนดเป้าหมายและขอบเขตของโครงการ</w:t>
+        <w:t>กำหนดเป้าหมายและขอบเ</w:t>
+      </w:r>
+      <w:r>
+        <w:rPr>
+          <w:rFonts w:ascii="TH SarabunPSK" w:hAnsi="TH SarabunPSK" w:cs="TH SarabunPSK" w:hint="cs"/>
+          <w:b/>
+          <w:bCs/>
+          <w:sz w:val="32"/>
+          <w:szCs w:val="32"/>
+          <w:cs/>
+        </w:rPr>
+        <w:t>ข</w:t>
+      </w:r>
+      <w:r>
+        <w:rPr>
+          <w:rFonts w:ascii="TH SarabunPSK" w:hAnsi="TH SarabunPSK" w:cs="TH SarabunPSK"/>
+          <w:b/>
+          <w:bCs/>
+          <w:sz w:val="32"/>
+          <w:szCs w:val="32"/>
+          <w:cs/>
+        </w:rPr>
+        <w:t>ตของโครงการ</w:t>
       </w:r>
     </w:p>
     <w:p>
@@ -4775,7 +5136,18 @@
           <w:sz w:val="32"/>
           <w:szCs w:val="32"/>
         </w:rPr>
-        <w:t xml:space="preserve">Mockups </w:t>
+        <w:t>Mockups</w:t>
+      </w:r>
+      <w:r>
+        <w:rPr>
+          <w:rFonts w:ascii="TH SarabunPSK" w:hAnsi="TH SarabunPSK" w:cs="TH SarabunPSK" w:hint="cs"/>
+          <w:b/>
+          <w:bCs/>
+          <w:sz w:val="32"/>
+          <w:szCs w:val="32"/>
+          <w:cs/>
+        </w:rPr>
+        <w:t xml:space="preserve"> </w:t>
       </w:r>
       <w:r>
         <w:rPr>
@@ -4870,6 +5242,17 @@
         </w:rPr>
         <w:t>ร้างฐานข้อมูลและความสัมพันธ์</w:t>
       </w:r>
+      <w:r>
+        <w:rPr>
+          <w:rFonts w:ascii="TH SarabunPSK" w:hAnsi="TH SarabunPSK" w:cs="TH SarabunPSK" w:hint="cs"/>
+          <w:b/>
+          <w:bCs/>
+          <w:sz w:val="32"/>
+          <w:szCs w:val="32"/>
+          <w:cs/>
+        </w:rPr>
+        <w:t xml:space="preserve"> </w:t>
+      </w:r>
     </w:p>
     <w:p>
       <w:pPr>
@@ -5091,6 +5474,34 @@
         <w:jc w:val="thaiDistribute"/>
         <w:rPr>
           <w:rFonts w:ascii="TH SarabunPSK" w:hAnsi="TH SarabunPSK" w:cs="TH SarabunPSK"/>
+          <w:b/>
+          <w:bCs/>
+          <w:color w:val="EE0000"/>
+          <w:sz w:val="32"/>
+          <w:szCs w:val="32"/>
+        </w:rPr>
+      </w:pPr>
+    </w:p>
+    <w:p>
+      <w:pPr>
+        <w:spacing w:before="240" w:after="0"/>
+        <w:jc w:val="thaiDistribute"/>
+        <w:rPr>
+          <w:rFonts w:ascii="TH SarabunPSK" w:hAnsi="TH SarabunPSK" w:cs="TH SarabunPSK"/>
+          <w:b/>
+          <w:bCs/>
+          <w:color w:val="EE0000"/>
+          <w:sz w:val="32"/>
+          <w:szCs w:val="32"/>
+        </w:rPr>
+      </w:pPr>
+    </w:p>
+    <w:p>
+      <w:pPr>
+        <w:spacing w:before="240" w:after="0"/>
+        <w:jc w:val="thaiDistribute"/>
+        <w:rPr>
+          <w:rFonts w:ascii="TH SarabunPSK" w:hAnsi="TH SarabunPSK" w:cs="TH SarabunPSK" w:hint="cs"/>
           <w:b/>
           <w:bCs/>
           <w:color w:val="EE0000"/>
@@ -5117,13 +5528,13 @@
         <w:gridCol w:w="301"/>
         <w:gridCol w:w="300"/>
         <w:gridCol w:w="299"/>
-        <w:gridCol w:w="254"/>
-        <w:gridCol w:w="286"/>
-        <w:gridCol w:w="278"/>
-        <w:gridCol w:w="312"/>
+        <w:gridCol w:w="320"/>
+        <w:gridCol w:w="360"/>
+        <w:gridCol w:w="270"/>
+        <w:gridCol w:w="360"/>
         <w:gridCol w:w="450"/>
         <w:gridCol w:w="450"/>
-        <w:gridCol w:w="540"/>
+        <w:gridCol w:w="360"/>
         <w:gridCol w:w="381"/>
       </w:tblGrid>
       <w:tr>
@@ -5152,6 +5563,7 @@
                 <w:szCs w:val="32"/>
                 <w:cs/>
               </w:rPr>
+              <w:lastRenderedPageBreak/>
               <w:t>แผนการดำเนินงาน</w:t>
             </w:r>
           </w:p>
@@ -5190,7 +5602,7 @@
         </w:tc>
         <w:tc>
           <w:tcPr>
-            <w:tcW w:w="3465" w:type="dxa"/>
+            <w:tcW w:w="3645" w:type="dxa"/>
             <w:gridSpan w:val="12"/>
           </w:tcPr>
           <w:p>
@@ -5240,7 +5652,7 @@
         </w:tc>
         <w:tc>
           <w:tcPr>
-            <w:tcW w:w="1821" w:type="dxa"/>
+            <w:tcW w:w="1641" w:type="dxa"/>
             <w:gridSpan w:val="4"/>
           </w:tcPr>
           <w:p>
@@ -5362,7 +5774,7 @@
         </w:tc>
         <w:tc>
           <w:tcPr>
-            <w:tcW w:w="1130" w:type="dxa"/>
+            <w:tcW w:w="1310" w:type="dxa"/>
             <w:gridSpan w:val="4"/>
           </w:tcPr>
           <w:p>
@@ -5388,7 +5800,7 @@
         </w:tc>
         <w:tc>
           <w:tcPr>
-            <w:tcW w:w="1821" w:type="dxa"/>
+            <w:tcW w:w="1641" w:type="dxa"/>
             <w:gridSpan w:val="4"/>
           </w:tcPr>
           <w:p>
@@ -5605,55 +6017,55 @@
         </w:tc>
         <w:tc>
           <w:tcPr>
-            <w:tcW w:w="254" w:type="dxa"/>
-          </w:tcPr>
-          <w:p>
-            <w:pPr>
-              <w:rPr>
-                <w:rFonts w:ascii="TH SarabunPSK" w:hAnsi="TH SarabunPSK" w:cs="TH SarabunPSK"/>
-                <w:b/>
-                <w:bCs/>
-                <w:sz w:val="32"/>
-                <w:szCs w:val="32"/>
-              </w:rPr>
-            </w:pPr>
-          </w:p>
-        </w:tc>
-        <w:tc>
-          <w:tcPr>
-            <w:tcW w:w="286" w:type="dxa"/>
-          </w:tcPr>
-          <w:p>
-            <w:pPr>
-              <w:rPr>
-                <w:rFonts w:ascii="TH SarabunPSK" w:hAnsi="TH SarabunPSK" w:cs="TH SarabunPSK"/>
-                <w:b/>
-                <w:bCs/>
-                <w:sz w:val="32"/>
-                <w:szCs w:val="32"/>
-              </w:rPr>
-            </w:pPr>
-          </w:p>
-        </w:tc>
-        <w:tc>
-          <w:tcPr>
-            <w:tcW w:w="278" w:type="dxa"/>
-          </w:tcPr>
-          <w:p>
-            <w:pPr>
-              <w:rPr>
-                <w:rFonts w:ascii="TH SarabunPSK" w:hAnsi="TH SarabunPSK" w:cs="TH SarabunPSK"/>
-                <w:b/>
-                <w:bCs/>
-                <w:sz w:val="32"/>
-                <w:szCs w:val="32"/>
-              </w:rPr>
-            </w:pPr>
-          </w:p>
-        </w:tc>
-        <w:tc>
-          <w:tcPr>
-            <w:tcW w:w="312" w:type="dxa"/>
+            <w:tcW w:w="320" w:type="dxa"/>
+          </w:tcPr>
+          <w:p>
+            <w:pPr>
+              <w:rPr>
+                <w:rFonts w:ascii="TH SarabunPSK" w:hAnsi="TH SarabunPSK" w:cs="TH SarabunPSK"/>
+                <w:b/>
+                <w:bCs/>
+                <w:sz w:val="32"/>
+                <w:szCs w:val="32"/>
+              </w:rPr>
+            </w:pPr>
+          </w:p>
+        </w:tc>
+        <w:tc>
+          <w:tcPr>
+            <w:tcW w:w="360" w:type="dxa"/>
+          </w:tcPr>
+          <w:p>
+            <w:pPr>
+              <w:rPr>
+                <w:rFonts w:ascii="TH SarabunPSK" w:hAnsi="TH SarabunPSK" w:cs="TH SarabunPSK"/>
+                <w:b/>
+                <w:bCs/>
+                <w:sz w:val="32"/>
+                <w:szCs w:val="32"/>
+              </w:rPr>
+            </w:pPr>
+          </w:p>
+        </w:tc>
+        <w:tc>
+          <w:tcPr>
+            <w:tcW w:w="270" w:type="dxa"/>
+          </w:tcPr>
+          <w:p>
+            <w:pPr>
+              <w:rPr>
+                <w:rFonts w:ascii="TH SarabunPSK" w:hAnsi="TH SarabunPSK" w:cs="TH SarabunPSK"/>
+                <w:b/>
+                <w:bCs/>
+                <w:sz w:val="32"/>
+                <w:szCs w:val="32"/>
+              </w:rPr>
+            </w:pPr>
+          </w:p>
+        </w:tc>
+        <w:tc>
+          <w:tcPr>
+            <w:tcW w:w="360" w:type="dxa"/>
           </w:tcPr>
           <w:p>
             <w:pPr>
@@ -5701,7 +6113,7 @@
         </w:tc>
         <w:tc>
           <w:tcPr>
-            <w:tcW w:w="540" w:type="dxa"/>
+            <w:tcW w:w="360" w:type="dxa"/>
           </w:tcPr>
           <w:p>
             <w:pPr>
@@ -5924,55 +6336,55 @@
         </w:tc>
         <w:tc>
           <w:tcPr>
-            <w:tcW w:w="254" w:type="dxa"/>
-          </w:tcPr>
-          <w:p>
-            <w:pPr>
-              <w:rPr>
-                <w:rFonts w:ascii="TH SarabunPSK" w:hAnsi="TH SarabunPSK" w:cs="TH SarabunPSK"/>
-                <w:b/>
-                <w:bCs/>
-                <w:sz w:val="32"/>
-                <w:szCs w:val="32"/>
-              </w:rPr>
-            </w:pPr>
-          </w:p>
-        </w:tc>
-        <w:tc>
-          <w:tcPr>
-            <w:tcW w:w="286" w:type="dxa"/>
-          </w:tcPr>
-          <w:p>
-            <w:pPr>
-              <w:rPr>
-                <w:rFonts w:ascii="TH SarabunPSK" w:hAnsi="TH SarabunPSK" w:cs="TH SarabunPSK"/>
-                <w:b/>
-                <w:bCs/>
-                <w:sz w:val="32"/>
-                <w:szCs w:val="32"/>
-              </w:rPr>
-            </w:pPr>
-          </w:p>
-        </w:tc>
-        <w:tc>
-          <w:tcPr>
-            <w:tcW w:w="278" w:type="dxa"/>
-          </w:tcPr>
-          <w:p>
-            <w:pPr>
-              <w:rPr>
-                <w:rFonts w:ascii="TH SarabunPSK" w:hAnsi="TH SarabunPSK" w:cs="TH SarabunPSK"/>
-                <w:b/>
-                <w:bCs/>
-                <w:sz w:val="32"/>
-                <w:szCs w:val="32"/>
-              </w:rPr>
-            </w:pPr>
-          </w:p>
-        </w:tc>
-        <w:tc>
-          <w:tcPr>
-            <w:tcW w:w="312" w:type="dxa"/>
+            <w:tcW w:w="320" w:type="dxa"/>
+          </w:tcPr>
+          <w:p>
+            <w:pPr>
+              <w:rPr>
+                <w:rFonts w:ascii="TH SarabunPSK" w:hAnsi="TH SarabunPSK" w:cs="TH SarabunPSK"/>
+                <w:b/>
+                <w:bCs/>
+                <w:sz w:val="32"/>
+                <w:szCs w:val="32"/>
+              </w:rPr>
+            </w:pPr>
+          </w:p>
+        </w:tc>
+        <w:tc>
+          <w:tcPr>
+            <w:tcW w:w="360" w:type="dxa"/>
+          </w:tcPr>
+          <w:p>
+            <w:pPr>
+              <w:rPr>
+                <w:rFonts w:ascii="TH SarabunPSK" w:hAnsi="TH SarabunPSK" w:cs="TH SarabunPSK"/>
+                <w:b/>
+                <w:bCs/>
+                <w:sz w:val="32"/>
+                <w:szCs w:val="32"/>
+              </w:rPr>
+            </w:pPr>
+          </w:p>
+        </w:tc>
+        <w:tc>
+          <w:tcPr>
+            <w:tcW w:w="270" w:type="dxa"/>
+          </w:tcPr>
+          <w:p>
+            <w:pPr>
+              <w:rPr>
+                <w:rFonts w:ascii="TH SarabunPSK" w:hAnsi="TH SarabunPSK" w:cs="TH SarabunPSK"/>
+                <w:b/>
+                <w:bCs/>
+                <w:sz w:val="32"/>
+                <w:szCs w:val="32"/>
+              </w:rPr>
+            </w:pPr>
+          </w:p>
+        </w:tc>
+        <w:tc>
+          <w:tcPr>
+            <w:tcW w:w="360" w:type="dxa"/>
           </w:tcPr>
           <w:p>
             <w:pPr>
@@ -6020,7 +6432,7 @@
         </w:tc>
         <w:tc>
           <w:tcPr>
-            <w:tcW w:w="540" w:type="dxa"/>
+            <w:tcW w:w="360" w:type="dxa"/>
           </w:tcPr>
           <w:p>
             <w:pPr>
@@ -6243,55 +6655,55 @@
         </w:tc>
         <w:tc>
           <w:tcPr>
-            <w:tcW w:w="254" w:type="dxa"/>
-          </w:tcPr>
-          <w:p>
-            <w:pPr>
-              <w:rPr>
-                <w:rFonts w:ascii="TH SarabunPSK" w:hAnsi="TH SarabunPSK" w:cs="TH SarabunPSK"/>
-                <w:b/>
-                <w:bCs/>
-                <w:sz w:val="32"/>
-                <w:szCs w:val="32"/>
-              </w:rPr>
-            </w:pPr>
-          </w:p>
-        </w:tc>
-        <w:tc>
-          <w:tcPr>
-            <w:tcW w:w="286" w:type="dxa"/>
-          </w:tcPr>
-          <w:p>
-            <w:pPr>
-              <w:rPr>
-                <w:rFonts w:ascii="TH SarabunPSK" w:hAnsi="TH SarabunPSK" w:cs="TH SarabunPSK"/>
-                <w:b/>
-                <w:bCs/>
-                <w:sz w:val="32"/>
-                <w:szCs w:val="32"/>
-              </w:rPr>
-            </w:pPr>
-          </w:p>
-        </w:tc>
-        <w:tc>
-          <w:tcPr>
-            <w:tcW w:w="278" w:type="dxa"/>
-          </w:tcPr>
-          <w:p>
-            <w:pPr>
-              <w:rPr>
-                <w:rFonts w:ascii="TH SarabunPSK" w:hAnsi="TH SarabunPSK" w:cs="TH SarabunPSK"/>
-                <w:b/>
-                <w:bCs/>
-                <w:sz w:val="32"/>
-                <w:szCs w:val="32"/>
-              </w:rPr>
-            </w:pPr>
-          </w:p>
-        </w:tc>
-        <w:tc>
-          <w:tcPr>
-            <w:tcW w:w="312" w:type="dxa"/>
+            <w:tcW w:w="320" w:type="dxa"/>
+          </w:tcPr>
+          <w:p>
+            <w:pPr>
+              <w:rPr>
+                <w:rFonts w:ascii="TH SarabunPSK" w:hAnsi="TH SarabunPSK" w:cs="TH SarabunPSK"/>
+                <w:b/>
+                <w:bCs/>
+                <w:sz w:val="32"/>
+                <w:szCs w:val="32"/>
+              </w:rPr>
+            </w:pPr>
+          </w:p>
+        </w:tc>
+        <w:tc>
+          <w:tcPr>
+            <w:tcW w:w="360" w:type="dxa"/>
+          </w:tcPr>
+          <w:p>
+            <w:pPr>
+              <w:rPr>
+                <w:rFonts w:ascii="TH SarabunPSK" w:hAnsi="TH SarabunPSK" w:cs="TH SarabunPSK"/>
+                <w:b/>
+                <w:bCs/>
+                <w:sz w:val="32"/>
+                <w:szCs w:val="32"/>
+              </w:rPr>
+            </w:pPr>
+          </w:p>
+        </w:tc>
+        <w:tc>
+          <w:tcPr>
+            <w:tcW w:w="270" w:type="dxa"/>
+          </w:tcPr>
+          <w:p>
+            <w:pPr>
+              <w:rPr>
+                <w:rFonts w:ascii="TH SarabunPSK" w:hAnsi="TH SarabunPSK" w:cs="TH SarabunPSK"/>
+                <w:b/>
+                <w:bCs/>
+                <w:sz w:val="32"/>
+                <w:szCs w:val="32"/>
+              </w:rPr>
+            </w:pPr>
+          </w:p>
+        </w:tc>
+        <w:tc>
+          <w:tcPr>
+            <w:tcW w:w="360" w:type="dxa"/>
           </w:tcPr>
           <w:p>
             <w:pPr>
@@ -6339,7 +6751,7 @@
         </w:tc>
         <w:tc>
           <w:tcPr>
-            <w:tcW w:w="540" w:type="dxa"/>
+            <w:tcW w:w="360" w:type="dxa"/>
           </w:tcPr>
           <w:p>
             <w:pPr>
@@ -6570,55 +6982,55 @@
         </w:tc>
         <w:tc>
           <w:tcPr>
-            <w:tcW w:w="254" w:type="dxa"/>
-          </w:tcPr>
-          <w:p>
-            <w:pPr>
-              <w:rPr>
-                <w:rFonts w:ascii="TH SarabunPSK" w:hAnsi="TH SarabunPSK" w:cs="TH SarabunPSK"/>
-                <w:b/>
-                <w:bCs/>
-                <w:sz w:val="32"/>
-                <w:szCs w:val="32"/>
-              </w:rPr>
-            </w:pPr>
-          </w:p>
-        </w:tc>
-        <w:tc>
-          <w:tcPr>
-            <w:tcW w:w="286" w:type="dxa"/>
-          </w:tcPr>
-          <w:p>
-            <w:pPr>
-              <w:rPr>
-                <w:rFonts w:ascii="TH SarabunPSK" w:hAnsi="TH SarabunPSK" w:cs="TH SarabunPSK"/>
-                <w:b/>
-                <w:bCs/>
-                <w:sz w:val="32"/>
-                <w:szCs w:val="32"/>
-              </w:rPr>
-            </w:pPr>
-          </w:p>
-        </w:tc>
-        <w:tc>
-          <w:tcPr>
-            <w:tcW w:w="278" w:type="dxa"/>
-          </w:tcPr>
-          <w:p>
-            <w:pPr>
-              <w:rPr>
-                <w:rFonts w:ascii="TH SarabunPSK" w:hAnsi="TH SarabunPSK" w:cs="TH SarabunPSK"/>
-                <w:b/>
-                <w:bCs/>
-                <w:sz w:val="32"/>
-                <w:szCs w:val="32"/>
-              </w:rPr>
-            </w:pPr>
-          </w:p>
-        </w:tc>
-        <w:tc>
-          <w:tcPr>
-            <w:tcW w:w="312" w:type="dxa"/>
+            <w:tcW w:w="320" w:type="dxa"/>
+          </w:tcPr>
+          <w:p>
+            <w:pPr>
+              <w:rPr>
+                <w:rFonts w:ascii="TH SarabunPSK" w:hAnsi="TH SarabunPSK" w:cs="TH SarabunPSK"/>
+                <w:b/>
+                <w:bCs/>
+                <w:sz w:val="32"/>
+                <w:szCs w:val="32"/>
+              </w:rPr>
+            </w:pPr>
+          </w:p>
+        </w:tc>
+        <w:tc>
+          <w:tcPr>
+            <w:tcW w:w="360" w:type="dxa"/>
+          </w:tcPr>
+          <w:p>
+            <w:pPr>
+              <w:rPr>
+                <w:rFonts w:ascii="TH SarabunPSK" w:hAnsi="TH SarabunPSK" w:cs="TH SarabunPSK"/>
+                <w:b/>
+                <w:bCs/>
+                <w:sz w:val="32"/>
+                <w:szCs w:val="32"/>
+              </w:rPr>
+            </w:pPr>
+          </w:p>
+        </w:tc>
+        <w:tc>
+          <w:tcPr>
+            <w:tcW w:w="270" w:type="dxa"/>
+          </w:tcPr>
+          <w:p>
+            <w:pPr>
+              <w:rPr>
+                <w:rFonts w:ascii="TH SarabunPSK" w:hAnsi="TH SarabunPSK" w:cs="TH SarabunPSK"/>
+                <w:b/>
+                <w:bCs/>
+                <w:sz w:val="32"/>
+                <w:szCs w:val="32"/>
+              </w:rPr>
+            </w:pPr>
+          </w:p>
+        </w:tc>
+        <w:tc>
+          <w:tcPr>
+            <w:tcW w:w="360" w:type="dxa"/>
           </w:tcPr>
           <w:p>
             <w:pPr>
@@ -6666,7 +7078,7 @@
         </w:tc>
         <w:tc>
           <w:tcPr>
-            <w:tcW w:w="540" w:type="dxa"/>
+            <w:tcW w:w="360" w:type="dxa"/>
           </w:tcPr>
           <w:p>
             <w:pPr>
@@ -6889,55 +7301,55 @@
         </w:tc>
         <w:tc>
           <w:tcPr>
-            <w:tcW w:w="254" w:type="dxa"/>
-          </w:tcPr>
-          <w:p>
-            <w:pPr>
-              <w:rPr>
-                <w:rFonts w:ascii="TH SarabunPSK" w:hAnsi="TH SarabunPSK" w:cs="TH SarabunPSK"/>
-                <w:b/>
-                <w:bCs/>
-                <w:sz w:val="32"/>
-                <w:szCs w:val="32"/>
-              </w:rPr>
-            </w:pPr>
-          </w:p>
-        </w:tc>
-        <w:tc>
-          <w:tcPr>
-            <w:tcW w:w="286" w:type="dxa"/>
-          </w:tcPr>
-          <w:p>
-            <w:pPr>
-              <w:rPr>
-                <w:rFonts w:ascii="TH SarabunPSK" w:hAnsi="TH SarabunPSK" w:cs="TH SarabunPSK"/>
-                <w:b/>
-                <w:bCs/>
-                <w:sz w:val="32"/>
-                <w:szCs w:val="32"/>
-              </w:rPr>
-            </w:pPr>
-          </w:p>
-        </w:tc>
-        <w:tc>
-          <w:tcPr>
-            <w:tcW w:w="278" w:type="dxa"/>
-          </w:tcPr>
-          <w:p>
-            <w:pPr>
-              <w:rPr>
-                <w:rFonts w:ascii="TH SarabunPSK" w:hAnsi="TH SarabunPSK" w:cs="TH SarabunPSK"/>
-                <w:b/>
-                <w:bCs/>
-                <w:sz w:val="32"/>
-                <w:szCs w:val="32"/>
-              </w:rPr>
-            </w:pPr>
-          </w:p>
-        </w:tc>
-        <w:tc>
-          <w:tcPr>
-            <w:tcW w:w="312" w:type="dxa"/>
+            <w:tcW w:w="320" w:type="dxa"/>
+          </w:tcPr>
+          <w:p>
+            <w:pPr>
+              <w:rPr>
+                <w:rFonts w:ascii="TH SarabunPSK" w:hAnsi="TH SarabunPSK" w:cs="TH SarabunPSK"/>
+                <w:b/>
+                <w:bCs/>
+                <w:sz w:val="32"/>
+                <w:szCs w:val="32"/>
+              </w:rPr>
+            </w:pPr>
+          </w:p>
+        </w:tc>
+        <w:tc>
+          <w:tcPr>
+            <w:tcW w:w="360" w:type="dxa"/>
+          </w:tcPr>
+          <w:p>
+            <w:pPr>
+              <w:rPr>
+                <w:rFonts w:ascii="TH SarabunPSK" w:hAnsi="TH SarabunPSK" w:cs="TH SarabunPSK"/>
+                <w:b/>
+                <w:bCs/>
+                <w:sz w:val="32"/>
+                <w:szCs w:val="32"/>
+              </w:rPr>
+            </w:pPr>
+          </w:p>
+        </w:tc>
+        <w:tc>
+          <w:tcPr>
+            <w:tcW w:w="270" w:type="dxa"/>
+          </w:tcPr>
+          <w:p>
+            <w:pPr>
+              <w:rPr>
+                <w:rFonts w:ascii="TH SarabunPSK" w:hAnsi="TH SarabunPSK" w:cs="TH SarabunPSK"/>
+                <w:b/>
+                <w:bCs/>
+                <w:sz w:val="32"/>
+                <w:szCs w:val="32"/>
+              </w:rPr>
+            </w:pPr>
+          </w:p>
+        </w:tc>
+        <w:tc>
+          <w:tcPr>
+            <w:tcW w:w="360" w:type="dxa"/>
           </w:tcPr>
           <w:p>
             <w:pPr>
@@ -6985,7 +7397,7 @@
         </w:tc>
         <w:tc>
           <w:tcPr>
-            <w:tcW w:w="540" w:type="dxa"/>
+            <w:tcW w:w="360" w:type="dxa"/>
           </w:tcPr>
           <w:p>
             <w:pPr>
@@ -7216,55 +7628,55 @@
         </w:tc>
         <w:tc>
           <w:tcPr>
-            <w:tcW w:w="254" w:type="dxa"/>
-          </w:tcPr>
-          <w:p>
-            <w:pPr>
-              <w:rPr>
-                <w:rFonts w:ascii="TH SarabunPSK" w:hAnsi="TH SarabunPSK" w:cs="TH SarabunPSK"/>
-                <w:b/>
-                <w:bCs/>
-                <w:sz w:val="32"/>
-                <w:szCs w:val="32"/>
-              </w:rPr>
-            </w:pPr>
-          </w:p>
-        </w:tc>
-        <w:tc>
-          <w:tcPr>
-            <w:tcW w:w="286" w:type="dxa"/>
-          </w:tcPr>
-          <w:p>
-            <w:pPr>
-              <w:rPr>
-                <w:rFonts w:ascii="TH SarabunPSK" w:hAnsi="TH SarabunPSK" w:cs="TH SarabunPSK"/>
-                <w:b/>
-                <w:bCs/>
-                <w:sz w:val="32"/>
-                <w:szCs w:val="32"/>
-              </w:rPr>
-            </w:pPr>
-          </w:p>
-        </w:tc>
-        <w:tc>
-          <w:tcPr>
-            <w:tcW w:w="278" w:type="dxa"/>
-          </w:tcPr>
-          <w:p>
-            <w:pPr>
-              <w:rPr>
-                <w:rFonts w:ascii="TH SarabunPSK" w:hAnsi="TH SarabunPSK" w:cs="TH SarabunPSK"/>
-                <w:b/>
-                <w:bCs/>
-                <w:sz w:val="32"/>
-                <w:szCs w:val="32"/>
-              </w:rPr>
-            </w:pPr>
-          </w:p>
-        </w:tc>
-        <w:tc>
-          <w:tcPr>
-            <w:tcW w:w="312" w:type="dxa"/>
+            <w:tcW w:w="320" w:type="dxa"/>
+          </w:tcPr>
+          <w:p>
+            <w:pPr>
+              <w:rPr>
+                <w:rFonts w:ascii="TH SarabunPSK" w:hAnsi="TH SarabunPSK" w:cs="TH SarabunPSK"/>
+                <w:b/>
+                <w:bCs/>
+                <w:sz w:val="32"/>
+                <w:szCs w:val="32"/>
+              </w:rPr>
+            </w:pPr>
+          </w:p>
+        </w:tc>
+        <w:tc>
+          <w:tcPr>
+            <w:tcW w:w="360" w:type="dxa"/>
+          </w:tcPr>
+          <w:p>
+            <w:pPr>
+              <w:rPr>
+                <w:rFonts w:ascii="TH SarabunPSK" w:hAnsi="TH SarabunPSK" w:cs="TH SarabunPSK"/>
+                <w:b/>
+                <w:bCs/>
+                <w:sz w:val="32"/>
+                <w:szCs w:val="32"/>
+              </w:rPr>
+            </w:pPr>
+          </w:p>
+        </w:tc>
+        <w:tc>
+          <w:tcPr>
+            <w:tcW w:w="270" w:type="dxa"/>
+          </w:tcPr>
+          <w:p>
+            <w:pPr>
+              <w:rPr>
+                <w:rFonts w:ascii="TH SarabunPSK" w:hAnsi="TH SarabunPSK" w:cs="TH SarabunPSK"/>
+                <w:b/>
+                <w:bCs/>
+                <w:sz w:val="32"/>
+                <w:szCs w:val="32"/>
+              </w:rPr>
+            </w:pPr>
+          </w:p>
+        </w:tc>
+        <w:tc>
+          <w:tcPr>
+            <w:tcW w:w="360" w:type="dxa"/>
           </w:tcPr>
           <w:p>
             <w:pPr>
@@ -7312,7 +7724,7 @@
         </w:tc>
         <w:tc>
           <w:tcPr>
-            <w:tcW w:w="540" w:type="dxa"/>
+            <w:tcW w:w="360" w:type="dxa"/>
           </w:tcPr>
           <w:p>
             <w:pPr>
@@ -7560,55 +7972,55 @@
         </w:tc>
         <w:tc>
           <w:tcPr>
-            <w:tcW w:w="254" w:type="dxa"/>
-          </w:tcPr>
-          <w:p>
-            <w:pPr>
-              <w:rPr>
-                <w:rFonts w:ascii="TH SarabunPSK" w:hAnsi="TH SarabunPSK" w:cs="TH SarabunPSK"/>
-                <w:b/>
-                <w:bCs/>
-                <w:sz w:val="32"/>
-                <w:szCs w:val="32"/>
-              </w:rPr>
-            </w:pPr>
-          </w:p>
-        </w:tc>
-        <w:tc>
-          <w:tcPr>
-            <w:tcW w:w="286" w:type="dxa"/>
-          </w:tcPr>
-          <w:p>
-            <w:pPr>
-              <w:rPr>
-                <w:rFonts w:ascii="TH SarabunPSK" w:hAnsi="TH SarabunPSK" w:cs="TH SarabunPSK"/>
-                <w:b/>
-                <w:bCs/>
-                <w:sz w:val="32"/>
-                <w:szCs w:val="32"/>
-              </w:rPr>
-            </w:pPr>
-          </w:p>
-        </w:tc>
-        <w:tc>
-          <w:tcPr>
-            <w:tcW w:w="278" w:type="dxa"/>
-          </w:tcPr>
-          <w:p>
-            <w:pPr>
-              <w:rPr>
-                <w:rFonts w:ascii="TH SarabunPSK" w:hAnsi="TH SarabunPSK" w:cs="TH SarabunPSK"/>
-                <w:b/>
-                <w:bCs/>
-                <w:sz w:val="32"/>
-                <w:szCs w:val="32"/>
-              </w:rPr>
-            </w:pPr>
-          </w:p>
-        </w:tc>
-        <w:tc>
-          <w:tcPr>
-            <w:tcW w:w="312" w:type="dxa"/>
+            <w:tcW w:w="320" w:type="dxa"/>
+          </w:tcPr>
+          <w:p>
+            <w:pPr>
+              <w:rPr>
+                <w:rFonts w:ascii="TH SarabunPSK" w:hAnsi="TH SarabunPSK" w:cs="TH SarabunPSK"/>
+                <w:b/>
+                <w:bCs/>
+                <w:sz w:val="32"/>
+                <w:szCs w:val="32"/>
+              </w:rPr>
+            </w:pPr>
+          </w:p>
+        </w:tc>
+        <w:tc>
+          <w:tcPr>
+            <w:tcW w:w="360" w:type="dxa"/>
+          </w:tcPr>
+          <w:p>
+            <w:pPr>
+              <w:rPr>
+                <w:rFonts w:ascii="TH SarabunPSK" w:hAnsi="TH SarabunPSK" w:cs="TH SarabunPSK"/>
+                <w:b/>
+                <w:bCs/>
+                <w:sz w:val="32"/>
+                <w:szCs w:val="32"/>
+              </w:rPr>
+            </w:pPr>
+          </w:p>
+        </w:tc>
+        <w:tc>
+          <w:tcPr>
+            <w:tcW w:w="270" w:type="dxa"/>
+          </w:tcPr>
+          <w:p>
+            <w:pPr>
+              <w:rPr>
+                <w:rFonts w:ascii="TH SarabunPSK" w:hAnsi="TH SarabunPSK" w:cs="TH SarabunPSK"/>
+                <w:b/>
+                <w:bCs/>
+                <w:sz w:val="32"/>
+                <w:szCs w:val="32"/>
+              </w:rPr>
+            </w:pPr>
+          </w:p>
+        </w:tc>
+        <w:tc>
+          <w:tcPr>
+            <w:tcW w:w="360" w:type="dxa"/>
           </w:tcPr>
           <w:p>
             <w:pPr>
@@ -7656,7 +8068,7 @@
         </w:tc>
         <w:tc>
           <w:tcPr>
-            <w:tcW w:w="540" w:type="dxa"/>
+            <w:tcW w:w="360" w:type="dxa"/>
           </w:tcPr>
           <w:p>
             <w:pPr>
@@ -7887,55 +8299,55 @@
         </w:tc>
         <w:tc>
           <w:tcPr>
-            <w:tcW w:w="254" w:type="dxa"/>
-          </w:tcPr>
-          <w:p>
-            <w:pPr>
-              <w:rPr>
-                <w:rFonts w:ascii="TH SarabunPSK" w:hAnsi="TH SarabunPSK" w:cs="TH SarabunPSK"/>
-                <w:b/>
-                <w:bCs/>
-                <w:sz w:val="32"/>
-                <w:szCs w:val="32"/>
-              </w:rPr>
-            </w:pPr>
-          </w:p>
-        </w:tc>
-        <w:tc>
-          <w:tcPr>
-            <w:tcW w:w="286" w:type="dxa"/>
-          </w:tcPr>
-          <w:p>
-            <w:pPr>
-              <w:rPr>
-                <w:rFonts w:ascii="TH SarabunPSK" w:hAnsi="TH SarabunPSK" w:cs="TH SarabunPSK"/>
-                <w:b/>
-                <w:bCs/>
-                <w:sz w:val="32"/>
-                <w:szCs w:val="32"/>
-              </w:rPr>
-            </w:pPr>
-          </w:p>
-        </w:tc>
-        <w:tc>
-          <w:tcPr>
-            <w:tcW w:w="278" w:type="dxa"/>
-          </w:tcPr>
-          <w:p>
-            <w:pPr>
-              <w:rPr>
-                <w:rFonts w:ascii="TH SarabunPSK" w:hAnsi="TH SarabunPSK" w:cs="TH SarabunPSK"/>
-                <w:b/>
-                <w:bCs/>
-                <w:sz w:val="32"/>
-                <w:szCs w:val="32"/>
-              </w:rPr>
-            </w:pPr>
-          </w:p>
-        </w:tc>
-        <w:tc>
-          <w:tcPr>
-            <w:tcW w:w="312" w:type="dxa"/>
+            <w:tcW w:w="320" w:type="dxa"/>
+          </w:tcPr>
+          <w:p>
+            <w:pPr>
+              <w:rPr>
+                <w:rFonts w:ascii="TH SarabunPSK" w:hAnsi="TH SarabunPSK" w:cs="TH SarabunPSK"/>
+                <w:b/>
+                <w:bCs/>
+                <w:sz w:val="32"/>
+                <w:szCs w:val="32"/>
+              </w:rPr>
+            </w:pPr>
+          </w:p>
+        </w:tc>
+        <w:tc>
+          <w:tcPr>
+            <w:tcW w:w="360" w:type="dxa"/>
+          </w:tcPr>
+          <w:p>
+            <w:pPr>
+              <w:rPr>
+                <w:rFonts w:ascii="TH SarabunPSK" w:hAnsi="TH SarabunPSK" w:cs="TH SarabunPSK"/>
+                <w:b/>
+                <w:bCs/>
+                <w:sz w:val="32"/>
+                <w:szCs w:val="32"/>
+              </w:rPr>
+            </w:pPr>
+          </w:p>
+        </w:tc>
+        <w:tc>
+          <w:tcPr>
+            <w:tcW w:w="270" w:type="dxa"/>
+          </w:tcPr>
+          <w:p>
+            <w:pPr>
+              <w:rPr>
+                <w:rFonts w:ascii="TH SarabunPSK" w:hAnsi="TH SarabunPSK" w:cs="TH SarabunPSK"/>
+                <w:b/>
+                <w:bCs/>
+                <w:sz w:val="32"/>
+                <w:szCs w:val="32"/>
+              </w:rPr>
+            </w:pPr>
+          </w:p>
+        </w:tc>
+        <w:tc>
+          <w:tcPr>
+            <w:tcW w:w="360" w:type="dxa"/>
           </w:tcPr>
           <w:p>
             <w:pPr>
@@ -7983,7 +8395,7 @@
         </w:tc>
         <w:tc>
           <w:tcPr>
-            <w:tcW w:w="540" w:type="dxa"/>
+            <w:tcW w:w="360" w:type="dxa"/>
           </w:tcPr>
           <w:p>
             <w:pPr>
@@ -8213,55 +8625,55 @@
         </w:tc>
         <w:tc>
           <w:tcPr>
-            <w:tcW w:w="254" w:type="dxa"/>
-          </w:tcPr>
-          <w:p>
-            <w:pPr>
-              <w:rPr>
-                <w:rFonts w:ascii="TH SarabunPSK" w:hAnsi="TH SarabunPSK" w:cs="TH SarabunPSK"/>
-                <w:b/>
-                <w:bCs/>
-                <w:sz w:val="32"/>
-                <w:szCs w:val="32"/>
-              </w:rPr>
-            </w:pPr>
-          </w:p>
-        </w:tc>
-        <w:tc>
-          <w:tcPr>
-            <w:tcW w:w="286" w:type="dxa"/>
-          </w:tcPr>
-          <w:p>
-            <w:pPr>
-              <w:rPr>
-                <w:rFonts w:ascii="TH SarabunPSK" w:hAnsi="TH SarabunPSK" w:cs="TH SarabunPSK"/>
-                <w:b/>
-                <w:bCs/>
-                <w:sz w:val="32"/>
-                <w:szCs w:val="32"/>
-              </w:rPr>
-            </w:pPr>
-          </w:p>
-        </w:tc>
-        <w:tc>
-          <w:tcPr>
-            <w:tcW w:w="278" w:type="dxa"/>
-          </w:tcPr>
-          <w:p>
-            <w:pPr>
-              <w:rPr>
-                <w:rFonts w:ascii="TH SarabunPSK" w:hAnsi="TH SarabunPSK" w:cs="TH SarabunPSK"/>
-                <w:b/>
-                <w:bCs/>
-                <w:sz w:val="32"/>
-                <w:szCs w:val="32"/>
-              </w:rPr>
-            </w:pPr>
-          </w:p>
-        </w:tc>
-        <w:tc>
-          <w:tcPr>
-            <w:tcW w:w="312" w:type="dxa"/>
+            <w:tcW w:w="320" w:type="dxa"/>
+          </w:tcPr>
+          <w:p>
+            <w:pPr>
+              <w:rPr>
+                <w:rFonts w:ascii="TH SarabunPSK" w:hAnsi="TH SarabunPSK" w:cs="TH SarabunPSK"/>
+                <w:b/>
+                <w:bCs/>
+                <w:sz w:val="32"/>
+                <w:szCs w:val="32"/>
+              </w:rPr>
+            </w:pPr>
+          </w:p>
+        </w:tc>
+        <w:tc>
+          <w:tcPr>
+            <w:tcW w:w="360" w:type="dxa"/>
+          </w:tcPr>
+          <w:p>
+            <w:pPr>
+              <w:rPr>
+                <w:rFonts w:ascii="TH SarabunPSK" w:hAnsi="TH SarabunPSK" w:cs="TH SarabunPSK"/>
+                <w:b/>
+                <w:bCs/>
+                <w:sz w:val="32"/>
+                <w:szCs w:val="32"/>
+              </w:rPr>
+            </w:pPr>
+          </w:p>
+        </w:tc>
+        <w:tc>
+          <w:tcPr>
+            <w:tcW w:w="270" w:type="dxa"/>
+          </w:tcPr>
+          <w:p>
+            <w:pPr>
+              <w:rPr>
+                <w:rFonts w:ascii="TH SarabunPSK" w:hAnsi="TH SarabunPSK" w:cs="TH SarabunPSK"/>
+                <w:b/>
+                <w:bCs/>
+                <w:sz w:val="32"/>
+                <w:szCs w:val="32"/>
+              </w:rPr>
+            </w:pPr>
+          </w:p>
+        </w:tc>
+        <w:tc>
+          <w:tcPr>
+            <w:tcW w:w="360" w:type="dxa"/>
           </w:tcPr>
           <w:p>
             <w:pPr>
@@ -8309,7 +8721,7 @@
         </w:tc>
         <w:tc>
           <w:tcPr>
-            <w:tcW w:w="540" w:type="dxa"/>
+            <w:tcW w:w="360" w:type="dxa"/>
           </w:tcPr>
           <w:p>
             <w:pPr>
@@ -8539,55 +8951,55 @@
         </w:tc>
         <w:tc>
           <w:tcPr>
-            <w:tcW w:w="254" w:type="dxa"/>
-          </w:tcPr>
-          <w:p>
-            <w:pPr>
-              <w:rPr>
-                <w:rFonts w:ascii="TH SarabunPSK" w:hAnsi="TH SarabunPSK" w:cs="TH SarabunPSK"/>
-                <w:b/>
-                <w:bCs/>
-                <w:sz w:val="32"/>
-                <w:szCs w:val="32"/>
-              </w:rPr>
-            </w:pPr>
-          </w:p>
-        </w:tc>
-        <w:tc>
-          <w:tcPr>
-            <w:tcW w:w="286" w:type="dxa"/>
-          </w:tcPr>
-          <w:p>
-            <w:pPr>
-              <w:rPr>
-                <w:rFonts w:ascii="TH SarabunPSK" w:hAnsi="TH SarabunPSK" w:cs="TH SarabunPSK"/>
-                <w:b/>
-                <w:bCs/>
-                <w:sz w:val="32"/>
-                <w:szCs w:val="32"/>
-              </w:rPr>
-            </w:pPr>
-          </w:p>
-        </w:tc>
-        <w:tc>
-          <w:tcPr>
-            <w:tcW w:w="278" w:type="dxa"/>
-          </w:tcPr>
-          <w:p>
-            <w:pPr>
-              <w:rPr>
-                <w:rFonts w:ascii="TH SarabunPSK" w:hAnsi="TH SarabunPSK" w:cs="TH SarabunPSK"/>
-                <w:b/>
-                <w:bCs/>
-                <w:sz w:val="32"/>
-                <w:szCs w:val="32"/>
-              </w:rPr>
-            </w:pPr>
-          </w:p>
-        </w:tc>
-        <w:tc>
-          <w:tcPr>
-            <w:tcW w:w="312" w:type="dxa"/>
+            <w:tcW w:w="320" w:type="dxa"/>
+          </w:tcPr>
+          <w:p>
+            <w:pPr>
+              <w:rPr>
+                <w:rFonts w:ascii="TH SarabunPSK" w:hAnsi="TH SarabunPSK" w:cs="TH SarabunPSK"/>
+                <w:b/>
+                <w:bCs/>
+                <w:sz w:val="32"/>
+                <w:szCs w:val="32"/>
+              </w:rPr>
+            </w:pPr>
+          </w:p>
+        </w:tc>
+        <w:tc>
+          <w:tcPr>
+            <w:tcW w:w="360" w:type="dxa"/>
+          </w:tcPr>
+          <w:p>
+            <w:pPr>
+              <w:rPr>
+                <w:rFonts w:ascii="TH SarabunPSK" w:hAnsi="TH SarabunPSK" w:cs="TH SarabunPSK"/>
+                <w:b/>
+                <w:bCs/>
+                <w:sz w:val="32"/>
+                <w:szCs w:val="32"/>
+              </w:rPr>
+            </w:pPr>
+          </w:p>
+        </w:tc>
+        <w:tc>
+          <w:tcPr>
+            <w:tcW w:w="270" w:type="dxa"/>
+          </w:tcPr>
+          <w:p>
+            <w:pPr>
+              <w:rPr>
+                <w:rFonts w:ascii="TH SarabunPSK" w:hAnsi="TH SarabunPSK" w:cs="TH SarabunPSK"/>
+                <w:b/>
+                <w:bCs/>
+                <w:sz w:val="32"/>
+                <w:szCs w:val="32"/>
+              </w:rPr>
+            </w:pPr>
+          </w:p>
+        </w:tc>
+        <w:tc>
+          <w:tcPr>
+            <w:tcW w:w="360" w:type="dxa"/>
           </w:tcPr>
           <w:p>
             <w:pPr>
@@ -8635,7 +9047,7 @@
         </w:tc>
         <w:tc>
           <w:tcPr>
-            <w:tcW w:w="540" w:type="dxa"/>
+            <w:tcW w:w="360" w:type="dxa"/>
           </w:tcPr>
           <w:p>
             <w:pPr>
@@ -8865,55 +9277,55 @@
         </w:tc>
         <w:tc>
           <w:tcPr>
-            <w:tcW w:w="254" w:type="dxa"/>
-          </w:tcPr>
-          <w:p>
-            <w:pPr>
-              <w:rPr>
-                <w:rFonts w:ascii="TH SarabunPSK" w:hAnsi="TH SarabunPSK" w:cs="TH SarabunPSK"/>
-                <w:b/>
-                <w:bCs/>
-                <w:sz w:val="32"/>
-                <w:szCs w:val="32"/>
-              </w:rPr>
-            </w:pPr>
-          </w:p>
-        </w:tc>
-        <w:tc>
-          <w:tcPr>
-            <w:tcW w:w="286" w:type="dxa"/>
-          </w:tcPr>
-          <w:p>
-            <w:pPr>
-              <w:rPr>
-                <w:rFonts w:ascii="TH SarabunPSK" w:hAnsi="TH SarabunPSK" w:cs="TH SarabunPSK"/>
-                <w:b/>
-                <w:bCs/>
-                <w:sz w:val="32"/>
-                <w:szCs w:val="32"/>
-              </w:rPr>
-            </w:pPr>
-          </w:p>
-        </w:tc>
-        <w:tc>
-          <w:tcPr>
-            <w:tcW w:w="278" w:type="dxa"/>
-          </w:tcPr>
-          <w:p>
-            <w:pPr>
-              <w:rPr>
-                <w:rFonts w:ascii="TH SarabunPSK" w:hAnsi="TH SarabunPSK" w:cs="TH SarabunPSK"/>
-                <w:b/>
-                <w:bCs/>
-                <w:sz w:val="32"/>
-                <w:szCs w:val="32"/>
-              </w:rPr>
-            </w:pPr>
-          </w:p>
-        </w:tc>
-        <w:tc>
-          <w:tcPr>
-            <w:tcW w:w="312" w:type="dxa"/>
+            <w:tcW w:w="320" w:type="dxa"/>
+          </w:tcPr>
+          <w:p>
+            <w:pPr>
+              <w:rPr>
+                <w:rFonts w:ascii="TH SarabunPSK" w:hAnsi="TH SarabunPSK" w:cs="TH SarabunPSK"/>
+                <w:b/>
+                <w:bCs/>
+                <w:sz w:val="32"/>
+                <w:szCs w:val="32"/>
+              </w:rPr>
+            </w:pPr>
+          </w:p>
+        </w:tc>
+        <w:tc>
+          <w:tcPr>
+            <w:tcW w:w="360" w:type="dxa"/>
+          </w:tcPr>
+          <w:p>
+            <w:pPr>
+              <w:rPr>
+                <w:rFonts w:ascii="TH SarabunPSK" w:hAnsi="TH SarabunPSK" w:cs="TH SarabunPSK"/>
+                <w:b/>
+                <w:bCs/>
+                <w:sz w:val="32"/>
+                <w:szCs w:val="32"/>
+              </w:rPr>
+            </w:pPr>
+          </w:p>
+        </w:tc>
+        <w:tc>
+          <w:tcPr>
+            <w:tcW w:w="270" w:type="dxa"/>
+          </w:tcPr>
+          <w:p>
+            <w:pPr>
+              <w:rPr>
+                <w:rFonts w:ascii="TH SarabunPSK" w:hAnsi="TH SarabunPSK" w:cs="TH SarabunPSK"/>
+                <w:b/>
+                <w:bCs/>
+                <w:sz w:val="32"/>
+                <w:szCs w:val="32"/>
+              </w:rPr>
+            </w:pPr>
+          </w:p>
+        </w:tc>
+        <w:tc>
+          <w:tcPr>
+            <w:tcW w:w="360" w:type="dxa"/>
           </w:tcPr>
           <w:p>
             <w:pPr>
@@ -8961,7 +9373,7 @@
         </w:tc>
         <w:tc>
           <w:tcPr>
-            <w:tcW w:w="540" w:type="dxa"/>
+            <w:tcW w:w="360" w:type="dxa"/>
           </w:tcPr>
           <w:p>
             <w:pPr>
@@ -9192,55 +9604,55 @@
         </w:tc>
         <w:tc>
           <w:tcPr>
-            <w:tcW w:w="254" w:type="dxa"/>
-          </w:tcPr>
-          <w:p>
-            <w:pPr>
-              <w:rPr>
-                <w:rFonts w:ascii="TH SarabunPSK" w:hAnsi="TH SarabunPSK" w:cs="TH SarabunPSK"/>
-                <w:b/>
-                <w:bCs/>
-                <w:sz w:val="32"/>
-                <w:szCs w:val="32"/>
-              </w:rPr>
-            </w:pPr>
-          </w:p>
-        </w:tc>
-        <w:tc>
-          <w:tcPr>
-            <w:tcW w:w="286" w:type="dxa"/>
-          </w:tcPr>
-          <w:p>
-            <w:pPr>
-              <w:rPr>
-                <w:rFonts w:ascii="TH SarabunPSK" w:hAnsi="TH SarabunPSK" w:cs="TH SarabunPSK"/>
-                <w:b/>
-                <w:bCs/>
-                <w:sz w:val="32"/>
-                <w:szCs w:val="32"/>
-              </w:rPr>
-            </w:pPr>
-          </w:p>
-        </w:tc>
-        <w:tc>
-          <w:tcPr>
-            <w:tcW w:w="278" w:type="dxa"/>
-          </w:tcPr>
-          <w:p>
-            <w:pPr>
-              <w:rPr>
-                <w:rFonts w:ascii="TH SarabunPSK" w:hAnsi="TH SarabunPSK" w:cs="TH SarabunPSK"/>
-                <w:b/>
-                <w:bCs/>
-                <w:sz w:val="32"/>
-                <w:szCs w:val="32"/>
-              </w:rPr>
-            </w:pPr>
-          </w:p>
-        </w:tc>
-        <w:tc>
-          <w:tcPr>
-            <w:tcW w:w="312" w:type="dxa"/>
+            <w:tcW w:w="320" w:type="dxa"/>
+          </w:tcPr>
+          <w:p>
+            <w:pPr>
+              <w:rPr>
+                <w:rFonts w:ascii="TH SarabunPSK" w:hAnsi="TH SarabunPSK" w:cs="TH SarabunPSK"/>
+                <w:b/>
+                <w:bCs/>
+                <w:sz w:val="32"/>
+                <w:szCs w:val="32"/>
+              </w:rPr>
+            </w:pPr>
+          </w:p>
+        </w:tc>
+        <w:tc>
+          <w:tcPr>
+            <w:tcW w:w="360" w:type="dxa"/>
+          </w:tcPr>
+          <w:p>
+            <w:pPr>
+              <w:rPr>
+                <w:rFonts w:ascii="TH SarabunPSK" w:hAnsi="TH SarabunPSK" w:cs="TH SarabunPSK"/>
+                <w:b/>
+                <w:bCs/>
+                <w:sz w:val="32"/>
+                <w:szCs w:val="32"/>
+              </w:rPr>
+            </w:pPr>
+          </w:p>
+        </w:tc>
+        <w:tc>
+          <w:tcPr>
+            <w:tcW w:w="270" w:type="dxa"/>
+          </w:tcPr>
+          <w:p>
+            <w:pPr>
+              <w:rPr>
+                <w:rFonts w:ascii="TH SarabunPSK" w:hAnsi="TH SarabunPSK" w:cs="TH SarabunPSK"/>
+                <w:b/>
+                <w:bCs/>
+                <w:sz w:val="32"/>
+                <w:szCs w:val="32"/>
+              </w:rPr>
+            </w:pPr>
+          </w:p>
+        </w:tc>
+        <w:tc>
+          <w:tcPr>
+            <w:tcW w:w="360" w:type="dxa"/>
           </w:tcPr>
           <w:p>
             <w:pPr>
@@ -9288,7 +9700,7 @@
         </w:tc>
         <w:tc>
           <w:tcPr>
-            <w:tcW w:w="540" w:type="dxa"/>
+            <w:tcW w:w="360" w:type="dxa"/>
           </w:tcPr>
           <w:p>
             <w:pPr>
@@ -9512,55 +9924,55 @@
         </w:tc>
         <w:tc>
           <w:tcPr>
-            <w:tcW w:w="254" w:type="dxa"/>
-          </w:tcPr>
-          <w:p>
-            <w:pPr>
-              <w:rPr>
-                <w:rFonts w:ascii="TH SarabunPSK" w:hAnsi="TH SarabunPSK" w:cs="TH SarabunPSK"/>
-                <w:b/>
-                <w:bCs/>
-                <w:sz w:val="32"/>
-                <w:szCs w:val="32"/>
-              </w:rPr>
-            </w:pPr>
-          </w:p>
-        </w:tc>
-        <w:tc>
-          <w:tcPr>
-            <w:tcW w:w="286" w:type="dxa"/>
-          </w:tcPr>
-          <w:p>
-            <w:pPr>
-              <w:rPr>
-                <w:rFonts w:ascii="TH SarabunPSK" w:hAnsi="TH SarabunPSK" w:cs="TH SarabunPSK"/>
-                <w:b/>
-                <w:bCs/>
-                <w:sz w:val="32"/>
-                <w:szCs w:val="32"/>
-              </w:rPr>
-            </w:pPr>
-          </w:p>
-        </w:tc>
-        <w:tc>
-          <w:tcPr>
-            <w:tcW w:w="278" w:type="dxa"/>
-          </w:tcPr>
-          <w:p>
-            <w:pPr>
-              <w:rPr>
-                <w:rFonts w:ascii="TH SarabunPSK" w:hAnsi="TH SarabunPSK" w:cs="TH SarabunPSK"/>
-                <w:b/>
-                <w:bCs/>
-                <w:sz w:val="32"/>
-                <w:szCs w:val="32"/>
-              </w:rPr>
-            </w:pPr>
-          </w:p>
-        </w:tc>
-        <w:tc>
-          <w:tcPr>
-            <w:tcW w:w="312" w:type="dxa"/>
+            <w:tcW w:w="320" w:type="dxa"/>
+          </w:tcPr>
+          <w:p>
+            <w:pPr>
+              <w:rPr>
+                <w:rFonts w:ascii="TH SarabunPSK" w:hAnsi="TH SarabunPSK" w:cs="TH SarabunPSK"/>
+                <w:b/>
+                <w:bCs/>
+                <w:sz w:val="32"/>
+                <w:szCs w:val="32"/>
+              </w:rPr>
+            </w:pPr>
+          </w:p>
+        </w:tc>
+        <w:tc>
+          <w:tcPr>
+            <w:tcW w:w="360" w:type="dxa"/>
+          </w:tcPr>
+          <w:p>
+            <w:pPr>
+              <w:rPr>
+                <w:rFonts w:ascii="TH SarabunPSK" w:hAnsi="TH SarabunPSK" w:cs="TH SarabunPSK"/>
+                <w:b/>
+                <w:bCs/>
+                <w:sz w:val="32"/>
+                <w:szCs w:val="32"/>
+              </w:rPr>
+            </w:pPr>
+          </w:p>
+        </w:tc>
+        <w:tc>
+          <w:tcPr>
+            <w:tcW w:w="270" w:type="dxa"/>
+          </w:tcPr>
+          <w:p>
+            <w:pPr>
+              <w:rPr>
+                <w:rFonts w:ascii="TH SarabunPSK" w:hAnsi="TH SarabunPSK" w:cs="TH SarabunPSK"/>
+                <w:b/>
+                <w:bCs/>
+                <w:sz w:val="32"/>
+                <w:szCs w:val="32"/>
+              </w:rPr>
+            </w:pPr>
+          </w:p>
+        </w:tc>
+        <w:tc>
+          <w:tcPr>
+            <w:tcW w:w="360" w:type="dxa"/>
           </w:tcPr>
           <w:p>
             <w:pPr>
@@ -9608,7 +10020,7 @@
         </w:tc>
         <w:tc>
           <w:tcPr>
-            <w:tcW w:w="540" w:type="dxa"/>
+            <w:tcW w:w="360" w:type="dxa"/>
           </w:tcPr>
           <w:p>
             <w:pPr>
@@ -9641,6 +10053,15 @@
       </w:tr>
     </w:tbl>
     <w:p/>
+    <w:p/>
+    <w:p/>
+    <w:p>
+      <w:pPr>
+        <w:rPr>
+          <w:rFonts w:hint="cs"/>
+        </w:rPr>
+      </w:pPr>
+    </w:p>
     <w:tbl>
       <w:tblPr>
         <w:tblStyle w:val="TableGrid"/>
@@ -9695,6 +10116,7 @@
                 <w:szCs w:val="32"/>
                 <w:cs/>
               </w:rPr>
+              <w:lastRenderedPageBreak/>
               <w:t>แผนการดำเนินงาน (ต่อ)</w:t>
             </w:r>
           </w:p>
@@ -14590,6 +15012,30 @@
     </w:p>
     <w:p>
       <w:pPr>
+        <w:spacing w:before="240" w:after="0"/>
+        <w:ind w:firstLine="426"/>
+        <w:jc w:val="thaiDistribute"/>
+        <w:rPr>
+          <w:rFonts w:ascii="TH SarabunPSK" w:hAnsi="TH SarabunPSK" w:cs="TH SarabunPSK"/>
+          <w:sz w:val="32"/>
+          <w:szCs w:val="32"/>
+        </w:rPr>
+      </w:pPr>
+    </w:p>
+    <w:p>
+      <w:pPr>
+        <w:spacing w:before="240" w:after="0"/>
+        <w:ind w:firstLine="426"/>
+        <w:jc w:val="thaiDistribute"/>
+        <w:rPr>
+          <w:rFonts w:ascii="TH SarabunPSK" w:hAnsi="TH SarabunPSK" w:cs="TH SarabunPSK" w:hint="cs"/>
+          <w:sz w:val="32"/>
+          <w:szCs w:val="32"/>
+        </w:rPr>
+      </w:pPr>
+    </w:p>
+    <w:p>
+      <w:pPr>
         <w:pStyle w:val="ListParagraph"/>
         <w:numPr>
           <w:ilvl w:val="0"/>
@@ -14615,6 +15061,7 @@
           <w:szCs w:val="32"/>
           <w:cs/>
         </w:rPr>
+        <w:lastRenderedPageBreak/>
         <w:t>ผู้เสนอราคา</w:t>
       </w:r>
     </w:p>
@@ -14644,7 +15091,6 @@
           <w:szCs w:val="32"/>
           <w:cs/>
         </w:rPr>
-        <w:lastRenderedPageBreak/>
         <w:t>นางสาวนวพรรษ ทองพิทักษ์</w:t>
       </w:r>
     </w:p>
